--- a/lessons/6-4/readiness/practice.docx
+++ b/lessons/6-4/readiness/practice.docx
@@ -14,7 +14,7 @@
           <w:sz w:val="36"/>
           <w:szCs w:val="36"/>
         </w:rPr>
-        <w:t xml:space="preserve">Get Ready: Properties of Operations</w:t>
+        <w:t xml:space="preserve">Get Ready: Evaluate Expressions</w:t>
       </w:r>
     </w:p>
     <w:p>
@@ -29,7 +29,7 @@
           <w:sz w:val="20"/>
           <w:szCs w:val="20"/>
         </w:rPr>
-        <w:t xml:space="preserve">Readiness practice for Lesson 6-4  ·  Builds toward 6.EE.3</w:t>
+        <w:t xml:space="preserve">Readiness practice for Lesson 6-2  ·  Builds toward 6.EE.2c</w:t>
       </w:r>
     </w:p>
     <w:p>
@@ -68,7 +68,7 @@
           <w:sz w:val="22"/>
           <w:szCs w:val="22"/>
         </w:rPr>
-        <w:t xml:space="preserve">The properties of operations are patterns you already use — you can add or multiply in any order and get the same answer, and adding 0 or multiplying by 1 changes nothing. So this lesson runs on quick addition and multiplication facts. Warm those up first.</w:t>
+        <w:t xml:space="preserve">To evaluate an expression, you put a number where the letter is, then follow the order of operations. So this lesson runs on substituting a value into a blank and doing multiply/add in the right order. Warm those up first.</w:t>
       </w:r>
     </w:p>
     <w:p>
@@ -81,7 +81,7 @@
           <w:sz w:val="20"/>
           <w:szCs w:val="20"/>
         </w:rPr>
-        <w:t xml:space="preserve">Skills you'll warm up: Add in any order (same total)  ·  Multiply in any order (same product)  ·  Adding 0 / multiplying by 1  ·  Multiplication facts</w:t>
+        <w:t xml:space="preserve">Skills you'll warm up: Substituting a number for a blank/box  ·  Multiplication facts  ·  Order of operations (×/÷ before +/−)  ·  Add and subtract small numbers</w:t>
       </w:r>
     </w:p>
     <w:p>
@@ -124,7 +124,7 @@
           <w:sz w:val="20"/>
           <w:szCs w:val="20"/>
         </w:rPr>
-        <w:t xml:space="preserve">See the matching totals, one step at a time.</w:t>
+        <w:t xml:space="preserve">Drop the number into the box, one step at a time.</w:t>
       </w:r>
     </w:p>
     <w:p>
@@ -136,7 +136,7 @@
           <w:sz w:val="22"/>
           <w:szCs w:val="22"/>
         </w:rPr>
-        <w:t xml:space="preserve">1.  3 + 5 = ___</w:t>
+        <w:t xml:space="preserve">1.  The box ▢ = 6. What is ▢? Just write the number.</w:t>
       </w:r>
     </w:p>
     <w:p>
@@ -159,7 +159,7 @@
           <w:sz w:val="22"/>
           <w:szCs w:val="22"/>
         </w:rPr>
-        <w:t xml:space="preserve">2.  5 + 3 = ___ (same numbers, swapped)</w:t>
+        <w:t xml:space="preserve">2.  ▢ = 6. What is ▢ + 2?</w:t>
       </w:r>
     </w:p>
     <w:p>
@@ -182,7 +182,7 @@
           <w:sz w:val="22"/>
           <w:szCs w:val="22"/>
         </w:rPr>
-        <w:t xml:space="preserve">3.  6 + 0 = ___</w:t>
+        <w:t xml:space="preserve">3.  ▢ = 6. What is ▢ − 4?</w:t>
       </w:r>
     </w:p>
     <w:p>
@@ -222,7 +222,7 @@
           <w:sz w:val="20"/>
           <w:szCs w:val="20"/>
         </w:rPr>
-        <w:t xml:space="preserve">Use the swap pattern for multiplication too.</w:t>
+        <w:t xml:space="preserve">Substitute, then do the order of operations.</w:t>
       </w:r>
     </w:p>
     <w:p>
@@ -234,7 +234,7 @@
           <w:sz w:val="22"/>
           <w:szCs w:val="22"/>
         </w:rPr>
-        <w:t xml:space="preserve">1.  2 × 4 = ___</w:t>
+        <w:t xml:space="preserve">1.  n = 5. What is n + 7?</w:t>
       </w:r>
     </w:p>
     <w:p>
@@ -257,7 +257,7 @@
           <w:sz w:val="22"/>
           <w:szCs w:val="22"/>
         </w:rPr>
-        <w:t xml:space="preserve">2.  4 × 2 = ___ (same numbers, swapped)</w:t>
+        <w:t xml:space="preserve">2.  n = 3. What is 2 × n?</w:t>
       </w:r>
     </w:p>
     <w:p>
@@ -280,7 +280,7 @@
           <w:sz w:val="22"/>
           <w:szCs w:val="22"/>
         </w:rPr>
-        <w:t xml:space="preserve">3.  7 × 1 = ___</w:t>
+        <w:t xml:space="preserve">3.  n = 4. What is 2 × n + 1? (multiply first)</w:t>
       </w:r>
     </w:p>
     <w:p>
@@ -320,7 +320,7 @@
           <w:sz w:val="20"/>
           <w:szCs w:val="20"/>
         </w:rPr>
-        <w:t xml:space="preserve">Warm up straight into the properties.</w:t>
+        <w:t xml:space="preserve">Warm up straight into evaluating.</w:t>
       </w:r>
     </w:p>
     <w:p>
@@ -332,7 +332,18 @@
           <w:sz w:val="22"/>
           <w:szCs w:val="22"/>
         </w:rPr>
-        <w:t xml:space="preserve">1.  Which equals 6 × 3?</w:t>
+        <w:t xml:space="preserve">1.  x = 5. What is 3 × x − 2?</w:t>
+      </w:r>
+    </w:p>
+    <w:p>
+      <w:pPr>
+        <w:spacing w:after="80" w:before="0"/>
+      </w:pPr>
+      <w:r>
+        <w:rPr>
+          <w:color w:val="BBBBBB"/>
+        </w:rPr>
+        <w:t xml:space="preserve">____________________________________________________</w:t>
       </w:r>
     </w:p>
     <w:p>
@@ -341,34 +352,10 @@
       </w:pPr>
       <w:r>
         <w:rPr>
-          <w:color w:val="5E6E7E"/>
-          <w:sz w:val="20"/>
-          <w:szCs w:val="20"/>
-        </w:rPr>
-        <w:t xml:space="preserve">     choices: 6 + 3   /   3 × 6   /   6 − 3   /   6 ÷ 3</w:t>
-      </w:r>
-    </w:p>
-    <w:p>
-      <w:pPr>
-        <w:spacing w:after="80" w:before="0"/>
-      </w:pPr>
-      <w:r>
-        <w:rPr>
-          <w:color w:val="BBBBBB"/>
-        </w:rPr>
-        <w:t xml:space="preserve">____________________________________________________</w:t>
-      </w:r>
-    </w:p>
-    <w:p>
-      <w:pPr>
-        <w:spacing w:after="40" w:before="0"/>
-      </w:pPr>
-      <w:r>
-        <w:rPr>
-          <w:sz w:val="22"/>
-          <w:szCs w:val="22"/>
-        </w:rPr>
-        <w:t xml:space="preserve">2.  9 × 1 = ___</w:t>
+          <w:sz w:val="22"/>
+          <w:szCs w:val="22"/>
+        </w:rPr>
+        <w:t xml:space="preserve">2.  x = 6. What is x ÷ 2 + 4?</w:t>
       </w:r>
     </w:p>
     <w:p>
@@ -406,7 +393,18 @@
           <w:sz w:val="22"/>
           <w:szCs w:val="22"/>
         </w:rPr>
-        <w:t xml:space="preserve">1.  Which equals 5 + 2?</w:t>
+        <w:t xml:space="preserve">1.  n = 4. What is n + 6?</w:t>
+      </w:r>
+    </w:p>
+    <w:p>
+      <w:pPr>
+        <w:spacing w:after="80" w:before="0"/>
+      </w:pPr>
+      <w:r>
+        <w:rPr>
+          <w:color w:val="BBBBBB"/>
+        </w:rPr>
+        <w:t xml:space="preserve">____________________________________________________</w:t>
       </w:r>
     </w:p>
     <w:p>
@@ -415,34 +413,10 @@
       </w:pPr>
       <w:r>
         <w:rPr>
-          <w:color w:val="5E6E7E"/>
-          <w:sz w:val="20"/>
-          <w:szCs w:val="20"/>
-        </w:rPr>
-        <w:t xml:space="preserve">     choices: 2 + 5   /   5 − 2   /   5 × 2   /   2 − 5</w:t>
-      </w:r>
-    </w:p>
-    <w:p>
-      <w:pPr>
-        <w:spacing w:after="80" w:before="0"/>
-      </w:pPr>
-      <w:r>
-        <w:rPr>
-          <w:color w:val="BBBBBB"/>
-        </w:rPr>
-        <w:t xml:space="preserve">____________________________________________________</w:t>
-      </w:r>
-    </w:p>
-    <w:p>
-      <w:pPr>
-        <w:spacing w:after="40" w:before="0"/>
-      </w:pPr>
-      <w:r>
-        <w:rPr>
-          <w:sz w:val="22"/>
-          <w:szCs w:val="22"/>
-        </w:rPr>
-        <w:t xml:space="preserve">2.  8 + 0 = ___</w:t>
+          <w:sz w:val="22"/>
+          <w:szCs w:val="22"/>
+        </w:rPr>
+        <w:t xml:space="preserve">2.  n = 3. What is 2 × n + 5? (multiply first)</w:t>
       </w:r>
     </w:p>
     <w:p>
@@ -468,7 +442,7 @@
           <w:sz w:val="20"/>
           <w:szCs w:val="20"/>
         </w:rPr>
-        <w:t xml:space="preserve">When you've finished, open Lesson 6-4 and dive in!</w:t>
+        <w:t xml:space="preserve">When you've finished, open Lesson 6-2 and dive in!</w:t>
       </w:r>
     </w:p>
     <w:p>
@@ -515,7 +489,7 @@
           <w:sz w:val="20"/>
           <w:szCs w:val="20"/>
         </w:rPr>
-        <w:t xml:space="preserve">1. 8</w:t>
+        <w:t xml:space="preserve">1. 6</w:t>
       </w:r>
     </w:p>
     <w:p>
@@ -539,7 +513,7 @@
           <w:sz w:val="20"/>
           <w:szCs w:val="20"/>
         </w:rPr>
-        <w:t xml:space="preserve">3. 6</w:t>
+        <w:t xml:space="preserve">3. 2</w:t>
       </w:r>
     </w:p>
     <w:p>
@@ -566,7 +540,7 @@
           <w:sz w:val="20"/>
           <w:szCs w:val="20"/>
         </w:rPr>
-        <w:t xml:space="preserve">1. 8</w:t>
+        <w:t xml:space="preserve">1. 12</w:t>
       </w:r>
     </w:p>
     <w:p>
@@ -578,7 +552,7 @@
           <w:sz w:val="20"/>
           <w:szCs w:val="20"/>
         </w:rPr>
-        <w:t xml:space="preserve">2. 8</w:t>
+        <w:t xml:space="preserve">2. 6</w:t>
       </w:r>
     </w:p>
     <w:p>
@@ -590,7 +564,7 @@
           <w:sz w:val="20"/>
           <w:szCs w:val="20"/>
         </w:rPr>
-        <w:t xml:space="preserve">3. 7</w:t>
+        <w:t xml:space="preserve">3. 9</w:t>
       </w:r>
     </w:p>
     <w:p>
@@ -617,7 +591,7 @@
           <w:sz w:val="20"/>
           <w:szCs w:val="20"/>
         </w:rPr>
-        <w:t xml:space="preserve">1. 3 × 6</w:t>
+        <w:t xml:space="preserve">1. 13</w:t>
       </w:r>
     </w:p>
     <w:p>
@@ -629,7 +603,7 @@
           <w:sz w:val="20"/>
           <w:szCs w:val="20"/>
         </w:rPr>
-        <w:t xml:space="preserve">2. 9</w:t>
+        <w:t xml:space="preserve">2. 7</w:t>
       </w:r>
     </w:p>
     <w:p>
@@ -656,7 +630,7 @@
           <w:sz w:val="20"/>
           <w:szCs w:val="20"/>
         </w:rPr>
-        <w:t xml:space="preserve">1. 2 + 5</w:t>
+        <w:t xml:space="preserve">1. 10</w:t>
       </w:r>
     </w:p>
     <w:p>
@@ -668,7 +642,7 @@
           <w:sz w:val="20"/>
           <w:szCs w:val="20"/>
         </w:rPr>
-        <w:t xml:space="preserve">2. 8</w:t>
+        <w:t xml:space="preserve">2. 11</w:t>
       </w:r>
     </w:p>
     <w:sectPr>
